--- a/НИР_ЭДО_ПОЛНЫЙ_АРХИВ/03_ЭДО_в_целом/02_Второй_комплект/04_Испания_ЭДО.docx
+++ b/НИР_ЭДО_ПОЛНЫЙ_АРХИВ/03_ЭДО_в_целом/02_Второй_комплект/04_Испания_ЭДО.docx
@@ -11,6 +11,7 @@
         <w:rPr>
           <w:rFonts w:ascii="Calibri" w:hAnsi="Calibri" w:eastAsia="Calibri"/>
           <w:b/>
+          <w:i w:val="0"/>
           <w:color w:val="1F4E79"/>
           <w:sz w:val="44"/>
         </w:rPr>
@@ -25,10 +26,26 @@
         <w:rPr>
           <w:rFonts w:ascii="Calibri" w:hAnsi="Calibri" w:eastAsia="Calibri"/>
           <w:b w:val="0"/>
+          <w:i w:val="0"/>
           <w:color w:val="535353"/>
           <w:sz w:val="26"/>
         </w:rPr>
         <w:t>Электронный документооборот в целом. Сравнение с Российской Федерацией</w:t>
+      </w:r>
+    </w:p>
+    <w:p>
+      <w:pPr>
+        <w:spacing w:after="160"/>
+      </w:pPr>
+      <w:r>
+        <w:rPr>
+          <w:rFonts w:ascii="Calibri" w:hAnsi="Calibri" w:eastAsia="Calibri"/>
+          <w:b w:val="0"/>
+          <w:i w:val="0"/>
+          <w:color w:val="535353"/>
+          <w:sz w:val="22"/>
+        </w:rPr>
+        <w:t>Сравнительный анализ зарубежного регулирования электронного документооборота (ЭДО) с правовой моделью Российской Федерации. Актуализация: август 2026 г.</w:t>
       </w:r>
     </w:p>
     <w:p>
@@ -39,10 +56,11 @@
         <w:rPr>
           <w:rFonts w:ascii="Calibri" w:hAnsi="Calibri" w:eastAsia="Calibri"/>
           <w:b w:val="0"/>
+          <w:i/>
           <w:color w:val="535353"/>
-          <w:sz w:val="22"/>
+          <w:sz w:val="20"/>
         </w:rPr>
-        <w:t>Сравнительный анализ зарубежного регулирования электронного документооборота (ЭДО) с правовой моделью Российской Федерации. Актуализация: август 2026 г.</w:t>
+        <w:t>Как проверить. После каждого блока фактов — строка «Проверить» с кликабельной ссылкой на официальный текст закона, судебное решение или первоисточник. Рекомендации («что добавить / не переносить») — выводы автора НИР, но рядом указаны нормы, на которые они опираются. Номера дел не вымышлены.</w:t>
       </w:r>
     </w:p>
     <w:p>
@@ -58,40 +76,400 @@
         <w:rPr>
           <w:rFonts w:ascii="Calibri" w:hAnsi="Calibri" w:eastAsia="Calibri"/>
           <w:b w:val="0"/>
+          <w:i w:val="0"/>
           <w:sz w:val="24"/>
         </w:rPr>
         <w:t>Основные акты: eIDAS; Ley 6/2020 de servicios electrónicos de confianza; Ley de Enjuiciamiento Civil, art. 326.3–4</w:t>
       </w:r>
     </w:p>
     <w:p>
+      <w:pPr>
+        <w:spacing w:before="0" w:after="200"/>
+      </w:pPr>
       <w:r>
         <w:rPr>
           <w:rFonts w:ascii="Calibri" w:hAnsi="Calibri" w:eastAsia="Calibri"/>
           <w:b w:val="0"/>
+          <w:i/>
+          <w:color w:val="535353"/>
+          <w:sz w:val="18"/>
+        </w:rPr>
+        <w:t xml:space="preserve">Проверить: </w:t>
+      </w:r>
+      <w:hyperlink r:id="rId9">
+        <w:r>
+          <w:rPr>
+            <w:color w:val="0563C1"/>
+            <w:u w:val="single"/>
+            <w:sz w:val="18"/>
+            <w:rFonts w:ascii="Calibri" w:hAnsi="Calibri"/>
+          </w:rPr>
+          <w:t xml:space="preserve">Ley 6/2020 (BOE) — правка LEC 326</w:t>
+        </w:r>
+      </w:hyperlink>
+      <w:r>
+        <w:rPr>
+          <w:rFonts w:ascii="Calibri" w:hAnsi="Calibri" w:eastAsia="Calibri"/>
+          <w:b w:val="0"/>
+          <w:i w:val="0"/>
+          <w:color w:val="535353"/>
+          <w:sz w:val="18"/>
+        </w:rPr>
+        <w:t xml:space="preserve">  ·  </w:t>
+      </w:r>
+      <w:hyperlink r:id="rId10">
+        <w:r>
+          <w:rPr>
+            <w:color w:val="0563C1"/>
+            <w:u w:val="single"/>
+            <w:sz w:val="18"/>
+            <w:rFonts w:ascii="Calibri" w:hAnsi="Calibri"/>
+          </w:rPr>
+          <w:t xml:space="preserve">LEC, art. 326 (BOE, текст кодекса)</w:t>
+        </w:r>
+      </w:hyperlink>
+      <w:r>
+        <w:rPr>
+          <w:rFonts w:ascii="Calibri" w:hAnsi="Calibri" w:eastAsia="Calibri"/>
+          <w:b w:val="0"/>
+          <w:i w:val="0"/>
+          <w:color w:val="535353"/>
+          <w:sz w:val="18"/>
+        </w:rPr>
+        <w:t xml:space="preserve">  ·  </w:t>
+      </w:r>
+      <w:hyperlink r:id="rId11">
+        <w:r>
+          <w:rPr>
+            <w:color w:val="0563C1"/>
+            <w:u w:val="single"/>
+            <w:sz w:val="18"/>
+            <w:rFonts w:ascii="Calibri" w:hAnsi="Calibri"/>
+          </w:rPr>
+          <w:t xml:space="preserve">LEC art. 326 (Iberley)</w:t>
+        </w:r>
+      </w:hyperlink>
+      <w:r>
+        <w:rPr>
+          <w:rFonts w:ascii="Calibri" w:hAnsi="Calibri" w:eastAsia="Calibri"/>
+          <w:b w:val="0"/>
+          <w:i w:val="0"/>
+          <w:color w:val="535353"/>
+          <w:sz w:val="18"/>
+        </w:rPr>
+        <w:t xml:space="preserve">  ·  </w:t>
+      </w:r>
+      <w:hyperlink r:id="rId12">
+        <w:r>
+          <w:rPr>
+            <w:color w:val="0563C1"/>
+            <w:u w:val="single"/>
+            <w:sz w:val="18"/>
+            <w:rFonts w:ascii="Calibri" w:hAnsi="Calibri"/>
+          </w:rPr>
+          <w:t xml:space="preserve">STS 116/2025, обзор LegalToday</w:t>
+        </w:r>
+      </w:hyperlink>
+    </w:p>
+    <w:p>
+      <w:r>
+        <w:rPr>
+          <w:rFonts w:ascii="Calibri" w:hAnsi="Calibri" w:eastAsia="Calibri"/>
+          <w:b w:val="0"/>
+          <w:i w:val="0"/>
           <w:sz w:val="24"/>
         </w:rPr>
         <w:t>Испания наложила на eIDAS Ley 6/2020 и переписала ст. 326 LEC. Для частного электронного документа с неквалифицированной услугой при оспаривании действует общий режим (бремя на том, кто представил документ). Для квалифицированной услуги — презумпция, что документ обладает спорным свойством (подлинность, целостность, дата/время), если поставщик в момент спора был в trusted list.</w:t>
       </w:r>
     </w:p>
     <w:p>
+      <w:pPr>
+        <w:spacing w:before="0" w:after="200"/>
+      </w:pPr>
       <w:r>
         <w:rPr>
           <w:rFonts w:ascii="Calibri" w:hAnsi="Calibri" w:eastAsia="Calibri"/>
           <w:b w:val="0"/>
+          <w:i/>
+          <w:color w:val="535353"/>
+          <w:sz w:val="18"/>
+        </w:rPr>
+        <w:t xml:space="preserve">Проверить: </w:t>
+      </w:r>
+      <w:hyperlink r:id="rId9">
+        <w:r>
+          <w:rPr>
+            <w:color w:val="0563C1"/>
+            <w:u w:val="single"/>
+            <w:sz w:val="18"/>
+            <w:rFonts w:ascii="Calibri" w:hAnsi="Calibri"/>
+          </w:rPr>
+          <w:t xml:space="preserve">Ley 6/2020 (BOE) — правка LEC 326</w:t>
+        </w:r>
+      </w:hyperlink>
+      <w:r>
+        <w:rPr>
+          <w:rFonts w:ascii="Calibri" w:hAnsi="Calibri" w:eastAsia="Calibri"/>
+          <w:b w:val="0"/>
+          <w:i w:val="0"/>
+          <w:color w:val="535353"/>
+          <w:sz w:val="18"/>
+        </w:rPr>
+        <w:t xml:space="preserve">  ·  </w:t>
+      </w:r>
+      <w:hyperlink r:id="rId10">
+        <w:r>
+          <w:rPr>
+            <w:color w:val="0563C1"/>
+            <w:u w:val="single"/>
+            <w:sz w:val="18"/>
+            <w:rFonts w:ascii="Calibri" w:hAnsi="Calibri"/>
+          </w:rPr>
+          <w:t xml:space="preserve">LEC, art. 326 (BOE, текст кодекса)</w:t>
+        </w:r>
+      </w:hyperlink>
+      <w:r>
+        <w:rPr>
+          <w:rFonts w:ascii="Calibri" w:hAnsi="Calibri" w:eastAsia="Calibri"/>
+          <w:b w:val="0"/>
+          <w:i w:val="0"/>
+          <w:color w:val="535353"/>
+          <w:sz w:val="18"/>
+        </w:rPr>
+        <w:t xml:space="preserve">  ·  </w:t>
+      </w:r>
+      <w:hyperlink r:id="rId11">
+        <w:r>
+          <w:rPr>
+            <w:color w:val="0563C1"/>
+            <w:u w:val="single"/>
+            <w:sz w:val="18"/>
+            <w:rFonts w:ascii="Calibri" w:hAnsi="Calibri"/>
+          </w:rPr>
+          <w:t xml:space="preserve">LEC art. 326 (Iberley)</w:t>
+        </w:r>
+      </w:hyperlink>
+      <w:r>
+        <w:rPr>
+          <w:rFonts w:ascii="Calibri" w:hAnsi="Calibri" w:eastAsia="Calibri"/>
+          <w:b w:val="0"/>
+          <w:i w:val="0"/>
+          <w:color w:val="535353"/>
+          <w:sz w:val="18"/>
+        </w:rPr>
+        <w:t xml:space="preserve">  ·  </w:t>
+      </w:r>
+      <w:hyperlink r:id="rId12">
+        <w:r>
+          <w:rPr>
+            <w:color w:val="0563C1"/>
+            <w:u w:val="single"/>
+            <w:sz w:val="18"/>
+            <w:rFonts w:ascii="Calibri" w:hAnsi="Calibri"/>
+          </w:rPr>
+          <w:t xml:space="preserve">STS 116/2025, обзор LegalToday</w:t>
+        </w:r>
+      </w:hyperlink>
+    </w:p>
+    <w:p>
+      <w:r>
+        <w:rPr>
+          <w:rFonts w:ascii="Calibri" w:hAnsi="Calibri" w:eastAsia="Calibri"/>
+          <w:b w:val="0"/>
+          <w:i w:val="0"/>
           <w:sz w:val="24"/>
         </w:rPr>
         <w:t>Если документ всё же оспаривают, проверку проводит оспаривающий; при проигрыше он несёт расходы, при легкомысленном оспаривании — штраф 300–1200 евро. Это сильнее, чем «свободная оценка» без переноса бремени.</w:t>
       </w:r>
     </w:p>
     <w:p>
+      <w:pPr>
+        <w:spacing w:before="0" w:after="200"/>
+      </w:pPr>
       <w:r>
         <w:rPr>
           <w:rFonts w:ascii="Calibri" w:hAnsi="Calibri" w:eastAsia="Calibri"/>
           <w:b w:val="0"/>
+          <w:i/>
+          <w:color w:val="535353"/>
+          <w:sz w:val="18"/>
+        </w:rPr>
+        <w:t xml:space="preserve">Проверить: </w:t>
+      </w:r>
+      <w:hyperlink r:id="rId9">
+        <w:r>
+          <w:rPr>
+            <w:color w:val="0563C1"/>
+            <w:u w:val="single"/>
+            <w:sz w:val="18"/>
+            <w:rFonts w:ascii="Calibri" w:hAnsi="Calibri"/>
+          </w:rPr>
+          <w:t xml:space="preserve">Ley 6/2020 (BOE) — правка LEC 326</w:t>
+        </w:r>
+      </w:hyperlink>
+      <w:r>
+        <w:rPr>
+          <w:rFonts w:ascii="Calibri" w:hAnsi="Calibri" w:eastAsia="Calibri"/>
+          <w:b w:val="0"/>
+          <w:i w:val="0"/>
+          <w:color w:val="535353"/>
+          <w:sz w:val="18"/>
+        </w:rPr>
+        <w:t xml:space="preserve">  ·  </w:t>
+      </w:r>
+      <w:hyperlink r:id="rId10">
+        <w:r>
+          <w:rPr>
+            <w:color w:val="0563C1"/>
+            <w:u w:val="single"/>
+            <w:sz w:val="18"/>
+            <w:rFonts w:ascii="Calibri" w:hAnsi="Calibri"/>
+          </w:rPr>
+          <w:t xml:space="preserve">LEC, art. 326 (BOE, текст кодекса)</w:t>
+        </w:r>
+      </w:hyperlink>
+      <w:r>
+        <w:rPr>
+          <w:rFonts w:ascii="Calibri" w:hAnsi="Calibri" w:eastAsia="Calibri"/>
+          <w:b w:val="0"/>
+          <w:i w:val="0"/>
+          <w:color w:val="535353"/>
+          <w:sz w:val="18"/>
+        </w:rPr>
+        <w:t xml:space="preserve">  ·  </w:t>
+      </w:r>
+      <w:hyperlink r:id="rId11">
+        <w:r>
+          <w:rPr>
+            <w:color w:val="0563C1"/>
+            <w:u w:val="single"/>
+            <w:sz w:val="18"/>
+            <w:rFonts w:ascii="Calibri" w:hAnsi="Calibri"/>
+          </w:rPr>
+          <w:t xml:space="preserve">LEC art. 326 (Iberley)</w:t>
+        </w:r>
+      </w:hyperlink>
+      <w:r>
+        <w:rPr>
+          <w:rFonts w:ascii="Calibri" w:hAnsi="Calibri" w:eastAsia="Calibri"/>
+          <w:b w:val="0"/>
+          <w:i w:val="0"/>
+          <w:color w:val="535353"/>
+          <w:sz w:val="18"/>
+        </w:rPr>
+        <w:t xml:space="preserve">  ·  </w:t>
+      </w:r>
+      <w:hyperlink r:id="rId12">
+        <w:r>
+          <w:rPr>
+            <w:color w:val="0563C1"/>
+            <w:u w:val="single"/>
+            <w:sz w:val="18"/>
+            <w:rFonts w:ascii="Calibri" w:hAnsi="Calibri"/>
+          </w:rPr>
+          <w:t xml:space="preserve">STS 116/2025, обзор LegalToday</w:t>
+        </w:r>
+      </w:hyperlink>
+    </w:p>
+    <w:p>
+      <w:r>
+        <w:rPr>
+          <w:rFonts w:ascii="Calibri" w:hAnsi="Calibri" w:eastAsia="Calibri"/>
+          <w:b w:val="0"/>
+          <w:i w:val="0"/>
           <w:sz w:val="24"/>
         </w:rPr>
         <w:t>Параллельно уголовная палата Верховного суда (STS 116/2025, 13.02.2025; также STS 603/2025 и 629/2025) принимает скриншоты WhatsApp как доказательство без обязательной IT‑экспертизы, если нет конкретных признаков манипуляции. Два режима сосуществуют: квалифицированный сервис даёт презумпцию; бытовые сообщения — свободную оценку.</w:t>
       </w:r>
+    </w:p>
+    <w:p>
+      <w:pPr>
+        <w:spacing w:before="0" w:after="200"/>
+      </w:pPr>
+      <w:r>
+        <w:rPr>
+          <w:rFonts w:ascii="Calibri" w:hAnsi="Calibri" w:eastAsia="Calibri"/>
+          <w:b w:val="0"/>
+          <w:i/>
+          <w:color w:val="535353"/>
+          <w:sz w:val="18"/>
+        </w:rPr>
+        <w:t xml:space="preserve">Проверить: </w:t>
+      </w:r>
+      <w:hyperlink r:id="rId9">
+        <w:r>
+          <w:rPr>
+            <w:color w:val="0563C1"/>
+            <w:u w:val="single"/>
+            <w:sz w:val="18"/>
+            <w:rFonts w:ascii="Calibri" w:hAnsi="Calibri"/>
+          </w:rPr>
+          <w:t xml:space="preserve">Ley 6/2020 (BOE) — правка LEC 326</w:t>
+        </w:r>
+      </w:hyperlink>
+      <w:r>
+        <w:rPr>
+          <w:rFonts w:ascii="Calibri" w:hAnsi="Calibri" w:eastAsia="Calibri"/>
+          <w:b w:val="0"/>
+          <w:i w:val="0"/>
+          <w:color w:val="535353"/>
+          <w:sz w:val="18"/>
+        </w:rPr>
+        <w:t xml:space="preserve">  ·  </w:t>
+      </w:r>
+      <w:hyperlink r:id="rId10">
+        <w:r>
+          <w:rPr>
+            <w:color w:val="0563C1"/>
+            <w:u w:val="single"/>
+            <w:sz w:val="18"/>
+            <w:rFonts w:ascii="Calibri" w:hAnsi="Calibri"/>
+          </w:rPr>
+          <w:t xml:space="preserve">LEC, art. 326 (BOE, текст кодекса)</w:t>
+        </w:r>
+      </w:hyperlink>
+      <w:r>
+        <w:rPr>
+          <w:rFonts w:ascii="Calibri" w:hAnsi="Calibri" w:eastAsia="Calibri"/>
+          <w:b w:val="0"/>
+          <w:i w:val="0"/>
+          <w:color w:val="535353"/>
+          <w:sz w:val="18"/>
+        </w:rPr>
+        <w:t xml:space="preserve">  ·  </w:t>
+      </w:r>
+      <w:hyperlink r:id="rId11">
+        <w:r>
+          <w:rPr>
+            <w:color w:val="0563C1"/>
+            <w:u w:val="single"/>
+            <w:sz w:val="18"/>
+            <w:rFonts w:ascii="Calibri" w:hAnsi="Calibri"/>
+          </w:rPr>
+          <w:t xml:space="preserve">LEC art. 326 (Iberley)</w:t>
+        </w:r>
+      </w:hyperlink>
+      <w:r>
+        <w:rPr>
+          <w:rFonts w:ascii="Calibri" w:hAnsi="Calibri" w:eastAsia="Calibri"/>
+          <w:b w:val="0"/>
+          <w:i w:val="0"/>
+          <w:color w:val="535353"/>
+          <w:sz w:val="18"/>
+        </w:rPr>
+        <w:t xml:space="preserve">  ·  </w:t>
+      </w:r>
+      <w:hyperlink r:id="rId12">
+        <w:r>
+          <w:rPr>
+            <w:color w:val="0563C1"/>
+            <w:u w:val="single"/>
+            <w:sz w:val="18"/>
+            <w:rFonts w:ascii="Calibri" w:hAnsi="Calibri"/>
+          </w:rPr>
+          <w:t xml:space="preserve">STS 116/2025, обзор LegalToday</w:t>
+        </w:r>
+      </w:hyperlink>
     </w:p>
     <w:p>
       <w:pPr>
@@ -109,6 +487,7 @@
         <w:rPr>
           <w:rFonts w:ascii="Calibri" w:hAnsi="Calibri" w:eastAsia="Calibri"/>
           <w:b w:val="0"/>
+          <w:i w:val="0"/>
           <w:sz w:val="24"/>
         </w:rPr>
         <w:t>LEC 326.4 — inversion of burden для QTSP.</w:t>
@@ -122,6 +501,7 @@
         <w:rPr>
           <w:rFonts w:ascii="Calibri" w:hAnsi="Calibri" w:eastAsia="Calibri"/>
           <w:b w:val="0"/>
+          <w:i w:val="0"/>
           <w:sz w:val="24"/>
         </w:rPr>
         <w:t>Штраф за легкомысленное оспаривание квалифицированного документа.</w:t>
@@ -135,10 +515,100 @@
         <w:rPr>
           <w:rFonts w:ascii="Calibri" w:hAnsi="Calibri" w:eastAsia="Calibri"/>
           <w:b w:val="0"/>
+          <w:i w:val="0"/>
           <w:sz w:val="24"/>
         </w:rPr>
         <w:t>Отдельная мягкая линия по WhatsApp/pantallazos.</w:t>
       </w:r>
+    </w:p>
+    <w:p>
+      <w:pPr>
+        <w:spacing w:before="0" w:after="200"/>
+      </w:pPr>
+      <w:r>
+        <w:rPr>
+          <w:rFonts w:ascii="Calibri" w:hAnsi="Calibri" w:eastAsia="Calibri"/>
+          <w:b w:val="0"/>
+          <w:i/>
+          <w:color w:val="535353"/>
+          <w:sz w:val="18"/>
+        </w:rPr>
+        <w:t xml:space="preserve">Проверить: </w:t>
+      </w:r>
+      <w:hyperlink r:id="rId9">
+        <w:r>
+          <w:rPr>
+            <w:color w:val="0563C1"/>
+            <w:u w:val="single"/>
+            <w:sz w:val="18"/>
+            <w:rFonts w:ascii="Calibri" w:hAnsi="Calibri"/>
+          </w:rPr>
+          <w:t xml:space="preserve">Ley 6/2020 (BOE) — правка LEC 326</w:t>
+        </w:r>
+      </w:hyperlink>
+      <w:r>
+        <w:rPr>
+          <w:rFonts w:ascii="Calibri" w:hAnsi="Calibri" w:eastAsia="Calibri"/>
+          <w:b w:val="0"/>
+          <w:i w:val="0"/>
+          <w:color w:val="535353"/>
+          <w:sz w:val="18"/>
+        </w:rPr>
+        <w:t xml:space="preserve">  ·  </w:t>
+      </w:r>
+      <w:hyperlink r:id="rId10">
+        <w:r>
+          <w:rPr>
+            <w:color w:val="0563C1"/>
+            <w:u w:val="single"/>
+            <w:sz w:val="18"/>
+            <w:rFonts w:ascii="Calibri" w:hAnsi="Calibri"/>
+          </w:rPr>
+          <w:t xml:space="preserve">LEC, art. 326 (BOE, текст кодекса)</w:t>
+        </w:r>
+      </w:hyperlink>
+      <w:r>
+        <w:rPr>
+          <w:rFonts w:ascii="Calibri" w:hAnsi="Calibri" w:eastAsia="Calibri"/>
+          <w:b w:val="0"/>
+          <w:i w:val="0"/>
+          <w:color w:val="535353"/>
+          <w:sz w:val="18"/>
+        </w:rPr>
+        <w:t xml:space="preserve">  ·  </w:t>
+      </w:r>
+      <w:hyperlink r:id="rId11">
+        <w:r>
+          <w:rPr>
+            <w:color w:val="0563C1"/>
+            <w:u w:val="single"/>
+            <w:sz w:val="18"/>
+            <w:rFonts w:ascii="Calibri" w:hAnsi="Calibri"/>
+          </w:rPr>
+          <w:t xml:space="preserve">LEC art. 326 (Iberley)</w:t>
+        </w:r>
+      </w:hyperlink>
+      <w:r>
+        <w:rPr>
+          <w:rFonts w:ascii="Calibri" w:hAnsi="Calibri" w:eastAsia="Calibri"/>
+          <w:b w:val="0"/>
+          <w:i w:val="0"/>
+          <w:color w:val="535353"/>
+          <w:sz w:val="18"/>
+        </w:rPr>
+        <w:t xml:space="preserve">  ·  </w:t>
+      </w:r>
+      <w:hyperlink r:id="rId12">
+        <w:r>
+          <w:rPr>
+            <w:color w:val="0563C1"/>
+            <w:u w:val="single"/>
+            <w:sz w:val="18"/>
+            <w:rFonts w:ascii="Calibri" w:hAnsi="Calibri"/>
+          </w:rPr>
+          <w:t xml:space="preserve">STS 116/2025, обзор LegalToday</w:t>
+        </w:r>
+      </w:hyperlink>
     </w:p>
     <w:p>
       <w:pPr>
@@ -156,6 +626,7 @@
         <w:rPr>
           <w:rFonts w:ascii="Calibri" w:hAnsi="Calibri" w:eastAsia="Calibri"/>
           <w:b w:val="0"/>
+          <w:i w:val="0"/>
           <w:sz w:val="24"/>
         </w:rPr>
         <w:t>Юридическая сила электронного документа и подписи — прежде всего ФЗ от 06.04.2011 № 63‑ФЗ (ПЭП / УНЭП / УКЭП).</w:t>
@@ -169,6 +640,7 @@
         <w:rPr>
           <w:rFonts w:ascii="Calibri" w:hAnsi="Calibri" w:eastAsia="Calibri"/>
           <w:b w:val="0"/>
+          <w:i w:val="0"/>
           <w:sz w:val="24"/>
         </w:rPr>
         <w:t>B2B‑ЭДО (счета‑фактуры, УПД и др.) — через операторов ЭДО и отраслевые требования ФНС / Минфина.</w:t>
@@ -182,6 +654,7 @@
         <w:rPr>
           <w:rFonts w:ascii="Calibri" w:hAnsi="Calibri" w:eastAsia="Calibri"/>
           <w:b w:val="0"/>
+          <w:i w:val="0"/>
           <w:sz w:val="24"/>
         </w:rPr>
         <w:t>Кадровый ЭДО — ст. 22.1–22.3 ТК РФ (согласие работника, виды ЭП, исключения).</w:t>
@@ -195,6 +668,7 @@
         <w:rPr>
           <w:rFonts w:ascii="Calibri" w:hAnsi="Calibri" w:eastAsia="Calibri"/>
           <w:b w:val="0"/>
+          <w:i w:val="0"/>
           <w:sz w:val="24"/>
         </w:rPr>
         <w:t>Трансграничное признание иностранных ЭП — ст. 7 63‑ФЗ: международные договоры, соглашение сторон, существенная эквивалентность; в ЕАЭС — через службу доверенной третьей стороны (ДТС).</w:t>
@@ -208,10 +682,100 @@
         <w:rPr>
           <w:rFonts w:ascii="Calibri" w:hAnsi="Calibri" w:eastAsia="Calibri"/>
           <w:b w:val="0"/>
+          <w:i w:val="0"/>
           <w:sz w:val="24"/>
         </w:rPr>
         <w:t>С августа 2026: ФЗ от 04.08.2026 № 315‑ФЗ — правила УКЭП для международных (межправительственных) организаций и их филиалов/представительств в РФ; квалифицированный сертификат выдаёт УЦ ФНС России.</w:t>
       </w:r>
+    </w:p>
+    <w:p>
+      <w:pPr>
+        <w:spacing w:before="0" w:after="200"/>
+      </w:pPr>
+      <w:r>
+        <w:rPr>
+          <w:rFonts w:ascii="Calibri" w:hAnsi="Calibri" w:eastAsia="Calibri"/>
+          <w:b w:val="0"/>
+          <w:i/>
+          <w:color w:val="535353"/>
+          <w:sz w:val="18"/>
+        </w:rPr>
+        <w:t xml:space="preserve">Проверить: </w:t>
+      </w:r>
+      <w:hyperlink r:id="rId13">
+        <w:r>
+          <w:rPr>
+            <w:color w:val="0563C1"/>
+            <w:u w:val="single"/>
+            <w:sz w:val="18"/>
+            <w:rFonts w:ascii="Calibri" w:hAnsi="Calibri"/>
+          </w:rPr>
+          <w:t xml:space="preserve">ФЗ от 06.04.2011 № 63‑ФЗ «Об электронной подписи»</w:t>
+        </w:r>
+      </w:hyperlink>
+      <w:r>
+        <w:rPr>
+          <w:rFonts w:ascii="Calibri" w:hAnsi="Calibri" w:eastAsia="Calibri"/>
+          <w:b w:val="0"/>
+          <w:i w:val="0"/>
+          <w:color w:val="535353"/>
+          <w:sz w:val="18"/>
+        </w:rPr>
+        <w:t xml:space="preserve">  ·  </w:t>
+      </w:r>
+      <w:hyperlink r:id="rId14">
+        <w:r>
+          <w:rPr>
+            <w:color w:val="0563C1"/>
+            <w:u w:val="single"/>
+            <w:sz w:val="18"/>
+            <w:rFonts w:ascii="Calibri" w:hAnsi="Calibri"/>
+          </w:rPr>
+          <w:t xml:space="preserve">ТК РФ, ст. 22.1–22.3 (кадровый ЭДО)</w:t>
+        </w:r>
+      </w:hyperlink>
+      <w:r>
+        <w:rPr>
+          <w:rFonts w:ascii="Calibri" w:hAnsi="Calibri" w:eastAsia="Calibri"/>
+          <w:b w:val="0"/>
+          <w:i w:val="0"/>
+          <w:color w:val="535353"/>
+          <w:sz w:val="18"/>
+        </w:rPr>
+        <w:t xml:space="preserve">  ·  </w:t>
+      </w:r>
+      <w:hyperlink r:id="rId15">
+        <w:r>
+          <w:rPr>
+            <w:color w:val="0563C1"/>
+            <w:u w:val="single"/>
+            <w:sz w:val="18"/>
+            <w:rFonts w:ascii="Calibri" w:hAnsi="Calibri"/>
+          </w:rPr>
+          <w:t xml:space="preserve">ФЗ от 04.08.2026 № 315‑ФЗ (УКЭП международных организаций)</w:t>
+        </w:r>
+      </w:hyperlink>
+      <w:r>
+        <w:rPr>
+          <w:rFonts w:ascii="Calibri" w:hAnsi="Calibri" w:eastAsia="Calibri"/>
+          <w:b w:val="0"/>
+          <w:i w:val="0"/>
+          <w:color w:val="535353"/>
+          <w:sz w:val="18"/>
+        </w:rPr>
+        <w:t xml:space="preserve">  ·  </w:t>
+      </w:r>
+      <w:hyperlink r:id="rId16">
+        <w:r>
+          <w:rPr>
+            <w:color w:val="0563C1"/>
+            <w:u w:val="single"/>
+            <w:sz w:val="18"/>
+            <w:rFonts w:ascii="Calibri" w:hAnsi="Calibri"/>
+          </w:rPr>
+          <w:t xml:space="preserve">Решение Коллегии ЕЭК от 22.08.2023 № 120 (ДТС ЕАЭС)</w:t>
+        </w:r>
+      </w:hyperlink>
     </w:p>
     <w:p>
       <w:pPr>
@@ -221,11 +785,12 @@
         <w:rPr>
           <w:rFonts w:ascii="Calibri" w:hAnsi="Calibri" w:eastAsia="Calibri"/>
           <w:b w:val="0"/>
+          <w:i w:val="0"/>
           <w:sz w:val="22"/>
         </w:rPr>
         <w:t xml:space="preserve">ФЗ от 06.04.2011 № 63‑ФЗ «Об электронной подписи»: </w:t>
       </w:r>
-      <w:hyperlink r:id="rId9">
+      <w:hyperlink r:id="rId13">
         <w:r>
           <w:rPr>
             <w:color w:val="0563C1"/>
@@ -245,11 +810,12 @@
         <w:rPr>
           <w:rFonts w:ascii="Calibri" w:hAnsi="Calibri" w:eastAsia="Calibri"/>
           <w:b w:val="0"/>
+          <w:i w:val="0"/>
           <w:sz w:val="22"/>
         </w:rPr>
         <w:t xml:space="preserve">ТК РФ, ст. 22.1–22.3 (кадровый ЭДО): </w:t>
       </w:r>
-      <w:hyperlink r:id="rId10">
+      <w:hyperlink r:id="rId14">
         <w:r>
           <w:rPr>
             <w:color w:val="0563C1"/>
@@ -269,11 +835,12 @@
         <w:rPr>
           <w:rFonts w:ascii="Calibri" w:hAnsi="Calibri" w:eastAsia="Calibri"/>
           <w:b w:val="0"/>
+          <w:i w:val="0"/>
           <w:sz w:val="22"/>
         </w:rPr>
         <w:t xml:space="preserve">ФЗ от 04.08.2026 № 315‑ФЗ (УКЭП международных организаций): </w:t>
       </w:r>
-      <w:hyperlink r:id="rId11">
+      <w:hyperlink r:id="rId15">
         <w:r>
           <w:rPr>
             <w:color w:val="0563C1"/>
@@ -300,14 +867,15 @@
         <w:tblLook w:firstColumn="1" w:firstRow="1" w:lastColumn="0" w:lastRow="0" w:noHBand="0" w:noVBand="1" w:val="04A0"/>
       </w:tblPr>
       <w:tblGrid>
-        <w:gridCol w:w="3175"/>
-        <w:gridCol w:w="3175"/>
-        <w:gridCol w:w="3175"/>
+        <w:gridCol w:w="2381"/>
+        <w:gridCol w:w="2381"/>
+        <w:gridCol w:w="2381"/>
+        <w:gridCol w:w="2381"/>
       </w:tblGrid>
       <w:tr>
         <w:tc>
           <w:tcPr>
-            <w:tcW w:type="dxa" w:w="3175"/>
+            <w:tcW w:type="dxa" w:w="2381"/>
             <w:shd w:fill="1F4E79" w:val="clear"/>
           </w:tcPr>
           <w:p>
@@ -316,6 +884,7 @@
               <w:rPr>
                 <w:rFonts w:ascii="Calibri" w:hAnsi="Calibri" w:eastAsia="Calibri"/>
                 <w:b/>
+                <w:i w:val="0"/>
                 <w:color w:val="FFFFFF"/>
                 <w:sz w:val="20"/>
               </w:rPr>
@@ -325,7 +894,7 @@
         </w:tc>
         <w:tc>
           <w:tcPr>
-            <w:tcW w:type="dxa" w:w="3175"/>
+            <w:tcW w:type="dxa" w:w="2381"/>
             <w:shd w:fill="1F4E79" w:val="clear"/>
           </w:tcPr>
           <w:p>
@@ -334,6 +903,7 @@
               <w:rPr>
                 <w:rFonts w:ascii="Calibri" w:hAnsi="Calibri" w:eastAsia="Calibri"/>
                 <w:b/>
+                <w:i w:val="0"/>
                 <w:color w:val="FFFFFF"/>
                 <w:sz w:val="20"/>
               </w:rPr>
@@ -343,7 +913,7 @@
         </w:tc>
         <w:tc>
           <w:tcPr>
-            <w:tcW w:type="dxa" w:w="3175"/>
+            <w:tcW w:type="dxa" w:w="2381"/>
             <w:shd w:fill="1F4E79" w:val="clear"/>
           </w:tcPr>
           <w:p>
@@ -352,6 +922,7 @@
               <w:rPr>
                 <w:rFonts w:ascii="Calibri" w:hAnsi="Calibri" w:eastAsia="Calibri"/>
                 <w:b/>
+                <w:i w:val="0"/>
                 <w:color w:val="FFFFFF"/>
                 <w:sz w:val="20"/>
               </w:rPr>
@@ -359,11 +930,10 @@
             </w:r>
           </w:p>
         </w:tc>
-      </w:tr>
-      <w:tr>
         <w:tc>
           <w:tcPr>
-            <w:tcW w:type="dxa" w:w="3175"/>
+            <w:tcW w:type="dxa" w:w="2381"/>
+            <w:shd w:fill="1F4E79" w:val="clear"/>
           </w:tcPr>
           <w:p>
             <w:r/>
@@ -371,6 +941,27 @@
               <w:rPr>
                 <w:rFonts w:ascii="Calibri" w:hAnsi="Calibri" w:eastAsia="Calibri"/>
                 <w:b/>
+                <w:i w:val="0"/>
+                <w:color w:val="FFFFFF"/>
+                <w:sz w:val="20"/>
+              </w:rPr>
+              <w:t>Проверить</w:t>
+            </w:r>
+          </w:p>
+        </w:tc>
+      </w:tr>
+      <w:tr>
+        <w:tc>
+          <w:tcPr>
+            <w:tcW w:type="dxa" w:w="2381"/>
+          </w:tcPr>
+          <w:p>
+            <w:r/>
+            <w:r>
+              <w:rPr>
+                <w:rFonts w:ascii="Calibri" w:hAnsi="Calibri" w:eastAsia="Calibri"/>
+                <w:b/>
+                <w:i w:val="0"/>
                 <w:sz w:val="20"/>
               </w:rPr>
               <w:t>Юридическая сила</w:t>
@@ -379,7 +970,7 @@
         </w:tc>
         <w:tc>
           <w:tcPr>
-            <w:tcW w:type="dxa" w:w="3175"/>
+            <w:tcW w:type="dxa" w:w="2381"/>
           </w:tcPr>
           <w:p>
             <w:r/>
@@ -387,6 +978,7 @@
               <w:rPr>
                 <w:rFonts w:ascii="Calibri" w:hAnsi="Calibri" w:eastAsia="Calibri"/>
                 <w:b w:val="0"/>
+                <w:i w:val="0"/>
                 <w:sz w:val="20"/>
               </w:rPr>
               <w:t>Электронная подпись не отвергается из‑за электронной формы. Квалифицированная услуга доверия даёт презумпцию подлинности/целостности (LEC 326.4): бремя опровержения — на оспаривающем</w:t>
@@ -395,7 +987,7 @@
         </w:tc>
         <w:tc>
           <w:tcPr>
-            <w:tcW w:type="dxa" w:w="3175"/>
+            <w:tcW w:type="dxa" w:w="2381"/>
           </w:tcPr>
           <w:p>
             <w:r/>
@@ -403,17 +995,37 @@
               <w:rPr>
                 <w:rFonts w:ascii="Calibri" w:hAnsi="Calibri" w:eastAsia="Calibri"/>
                 <w:b w:val="0"/>
+                <w:i w:val="0"/>
                 <w:sz w:val="20"/>
               </w:rPr>
               <w:t>Эл. документ с ЭП признаётся при соблюдении вида подписи и закона/соглашения (63‑ФЗ)</w:t>
             </w:r>
           </w:p>
         </w:tc>
+        <w:tc>
+          <w:tcPr>
+            <w:tcW w:type="dxa" w:w="2381"/>
+          </w:tcPr>
+          <w:p>
+            <w:r/>
+            <w:hyperlink r:id="rId9">
+              <w:r>
+                <w:rPr>
+                  <w:color w:val="0563C1"/>
+                  <w:u w:val="single"/>
+                  <w:sz w:val="18"/>
+                  <w:rFonts w:ascii="Calibri" w:hAnsi="Calibri"/>
+                </w:rPr>
+                <w:t xml:space="preserve">Ley 6/2020 (BOE) — правка LEC 326</w:t>
+              </w:r>
+            </w:hyperlink>
+          </w:p>
+        </w:tc>
       </w:tr>
       <w:tr>
         <w:tc>
           <w:tcPr>
-            <w:tcW w:type="dxa" w:w="3175"/>
+            <w:tcW w:type="dxa" w:w="2381"/>
           </w:tcPr>
           <w:p>
             <w:r/>
@@ -421,6 +1033,7 @@
               <w:rPr>
                 <w:rFonts w:ascii="Calibri" w:hAnsi="Calibri" w:eastAsia="Calibri"/>
                 <w:b/>
+                <w:i w:val="0"/>
                 <w:sz w:val="20"/>
               </w:rPr>
               <w:t>Модель подписи</w:t>
@@ -429,7 +1042,7 @@
         </w:tc>
         <w:tc>
           <w:tcPr>
-            <w:tcW w:type="dxa" w:w="3175"/>
+            <w:tcW w:type="dxa" w:w="2381"/>
           </w:tcPr>
           <w:p>
             <w:r/>
@@ -437,6 +1050,7 @@
               <w:rPr>
                 <w:rFonts w:ascii="Calibri" w:hAnsi="Calibri" w:eastAsia="Calibri"/>
                 <w:b w:val="0"/>
+                <w:i w:val="0"/>
                 <w:sz w:val="20"/>
               </w:rPr>
               <w:t>SES / AES / QES; отдельно квалифицированные печать, метка времени, доставка</w:t>
@@ -445,7 +1059,7 @@
         </w:tc>
         <w:tc>
           <w:tcPr>
-            <w:tcW w:type="dxa" w:w="3175"/>
+            <w:tcW w:type="dxa" w:w="2381"/>
           </w:tcPr>
           <w:p>
             <w:r/>
@@ -453,17 +1067,37 @@
               <w:rPr>
                 <w:rFonts w:ascii="Calibri" w:hAnsi="Calibri" w:eastAsia="Calibri"/>
                 <w:b w:val="0"/>
+                <w:i w:val="0"/>
                 <w:sz w:val="20"/>
               </w:rPr>
               <w:t>ПЭП / УНЭП / УКЭП</w:t>
             </w:r>
           </w:p>
         </w:tc>
+        <w:tc>
+          <w:tcPr>
+            <w:tcW w:type="dxa" w:w="2381"/>
+          </w:tcPr>
+          <w:p>
+            <w:r/>
+            <w:hyperlink r:id="rId13">
+              <w:r>
+                <w:rPr>
+                  <w:color w:val="0563C1"/>
+                  <w:u w:val="single"/>
+                  <w:sz w:val="18"/>
+                  <w:rFonts w:ascii="Calibri" w:hAnsi="Calibri"/>
+                </w:rPr>
+                <w:t xml:space="preserve">ФЗ от 06.04.2011 № 63‑ФЗ «Об электронной подписи»</w:t>
+              </w:r>
+            </w:hyperlink>
+          </w:p>
+        </w:tc>
       </w:tr>
       <w:tr>
         <w:tc>
           <w:tcPr>
-            <w:tcW w:type="dxa" w:w="3175"/>
+            <w:tcW w:type="dxa" w:w="2381"/>
           </w:tcPr>
           <w:p>
             <w:r/>
@@ -471,6 +1105,7 @@
               <w:rPr>
                 <w:rFonts w:ascii="Calibri" w:hAnsi="Calibri" w:eastAsia="Calibri"/>
                 <w:b/>
+                <w:i w:val="0"/>
                 <w:sz w:val="20"/>
               </w:rPr>
               <w:t>Инфраструктура доверия</w:t>
@@ -479,7 +1114,7 @@
         </w:tc>
         <w:tc>
           <w:tcPr>
-            <w:tcW w:type="dxa" w:w="3175"/>
+            <w:tcW w:type="dxa" w:w="2381"/>
           </w:tcPr>
           <w:p>
             <w:r/>
@@ -487,6 +1122,7 @@
               <w:rPr>
                 <w:rFonts w:ascii="Calibri" w:hAnsi="Calibri" w:eastAsia="Calibri"/>
                 <w:b w:val="0"/>
+                <w:i w:val="0"/>
                 <w:sz w:val="20"/>
               </w:rPr>
               <w:t>QTSP из trusted list ЕС; национальный надзор по Ley 6/2020</w:t>
@@ -495,7 +1131,7 @@
         </w:tc>
         <w:tc>
           <w:tcPr>
-            <w:tcW w:type="dxa" w:w="3175"/>
+            <w:tcW w:type="dxa" w:w="2381"/>
           </w:tcPr>
           <w:p>
             <w:r/>
@@ -503,17 +1139,37 @@
               <w:rPr>
                 <w:rFonts w:ascii="Calibri" w:hAnsi="Calibri" w:eastAsia="Calibri"/>
                 <w:b w:val="0"/>
+                <w:i w:val="0"/>
                 <w:sz w:val="20"/>
               </w:rPr>
               <w:t>Аккредитованные УЦ, операторы ЭДО, УЦ ФНС</w:t>
             </w:r>
           </w:p>
         </w:tc>
+        <w:tc>
+          <w:tcPr>
+            <w:tcW w:type="dxa" w:w="2381"/>
+          </w:tcPr>
+          <w:p>
+            <w:r/>
+            <w:hyperlink r:id="rId9">
+              <w:r>
+                <w:rPr>
+                  <w:color w:val="0563C1"/>
+                  <w:u w:val="single"/>
+                  <w:sz w:val="18"/>
+                  <w:rFonts w:ascii="Calibri" w:hAnsi="Calibri"/>
+                </w:rPr>
+                <w:t xml:space="preserve">Ley 6/2020 (BOE) — правка LEC 326</w:t>
+              </w:r>
+            </w:hyperlink>
+          </w:p>
+        </w:tc>
       </w:tr>
       <w:tr>
         <w:tc>
           <w:tcPr>
-            <w:tcW w:type="dxa" w:w="3175"/>
+            <w:tcW w:type="dxa" w:w="2381"/>
           </w:tcPr>
           <w:p>
             <w:r/>
@@ -521,6 +1177,7 @@
               <w:rPr>
                 <w:rFonts w:ascii="Calibri" w:hAnsi="Calibri" w:eastAsia="Calibri"/>
                 <w:b/>
+                <w:i w:val="0"/>
                 <w:sz w:val="20"/>
               </w:rPr>
               <w:t>Трансграничность</w:t>
@@ -529,7 +1186,7 @@
         </w:tc>
         <w:tc>
           <w:tcPr>
-            <w:tcW w:type="dxa" w:w="3175"/>
+            <w:tcW w:type="dxa" w:w="2381"/>
           </w:tcPr>
           <w:p>
             <w:r/>
@@ -537,6 +1194,7 @@
               <w:rPr>
                 <w:rFonts w:ascii="Calibri" w:hAnsi="Calibri" w:eastAsia="Calibri"/>
                 <w:b w:val="0"/>
+                <w:i w:val="0"/>
                 <w:sz w:val="20"/>
               </w:rPr>
               <w:t>Автоматическое признание QES в ЕС</w:t>
@@ -545,7 +1203,7 @@
         </w:tc>
         <w:tc>
           <w:tcPr>
-            <w:tcW w:type="dxa" w:w="3175"/>
+            <w:tcW w:type="dxa" w:w="2381"/>
           </w:tcPr>
           <w:p>
             <w:r/>
@@ -553,10 +1211,30 @@
               <w:rPr>
                 <w:rFonts w:ascii="Calibri" w:hAnsi="Calibri" w:eastAsia="Calibri"/>
                 <w:b w:val="0"/>
+                <w:i w:val="0"/>
                 <w:sz w:val="20"/>
               </w:rPr>
               <w:t>Ст. 7 63‑ФЗ, договоры, ДТС ЕАЭС; 315‑ФЗ — УКЭП международных организаций</w:t>
             </w:r>
+          </w:p>
+        </w:tc>
+        <w:tc>
+          <w:tcPr>
+            <w:tcW w:type="dxa" w:w="2381"/>
+          </w:tcPr>
+          <w:p>
+            <w:r/>
+            <w:hyperlink r:id="rId13">
+              <w:r>
+                <w:rPr>
+                  <w:color w:val="0563C1"/>
+                  <w:u w:val="single"/>
+                  <w:sz w:val="18"/>
+                  <w:rFonts w:ascii="Calibri" w:hAnsi="Calibri"/>
+                </w:rPr>
+                <w:t xml:space="preserve">Ст. 7 63‑ФЗ — признание иностранных электронных подписей</w:t>
+              </w:r>
+            </w:hyperlink>
           </w:p>
         </w:tc>
       </w:tr>
@@ -570,6 +1248,7 @@
         <w:rPr>
           <w:rFonts w:ascii="Calibri" w:hAnsi="Calibri" w:eastAsia="Calibri"/>
           <w:b w:val="0"/>
+          <w:i w:val="0"/>
           <w:sz w:val="24"/>
         </w:rPr>
         <w:t>Сходство с РФ: квалифицированная инфраструктура (УЦ / QTSP) даёт повышенную доказательственную силу.</w:t>
@@ -583,6 +1262,7 @@
         <w:rPr>
           <w:rFonts w:ascii="Calibri" w:hAnsi="Calibri" w:eastAsia="Calibri"/>
           <w:b w:val="0"/>
+          <w:i w:val="0"/>
           <w:sz w:val="24"/>
         </w:rPr>
         <w:t>Отличие: в РФ нет прямого аналога LEC 326.4 со штрафом за оспаривание УКЭП.</w:t>
@@ -596,10 +1276,142 @@
         <w:rPr>
           <w:rFonts w:ascii="Calibri" w:hAnsi="Calibri" w:eastAsia="Calibri"/>
           <w:b w:val="0"/>
+          <w:i w:val="0"/>
           <w:sz w:val="24"/>
         </w:rPr>
         <w:t>Отличие: испанские суды охотно принимают скриншоты; российские суды чаще требуют нотариус/осмотр доказательств по переписке.</w:t>
       </w:r>
+    </w:p>
+    <w:p>
+      <w:pPr>
+        <w:spacing w:before="0" w:after="200"/>
+      </w:pPr>
+      <w:r>
+        <w:rPr>
+          <w:rFonts w:ascii="Calibri" w:hAnsi="Calibri" w:eastAsia="Calibri"/>
+          <w:b w:val="0"/>
+          <w:i/>
+          <w:color w:val="535353"/>
+          <w:sz w:val="18"/>
+        </w:rPr>
+        <w:t xml:space="preserve">Проверить: </w:t>
+      </w:r>
+      <w:hyperlink r:id="rId9">
+        <w:r>
+          <w:rPr>
+            <w:color w:val="0563C1"/>
+            <w:u w:val="single"/>
+            <w:sz w:val="18"/>
+            <w:rFonts w:ascii="Calibri" w:hAnsi="Calibri"/>
+          </w:rPr>
+          <w:t xml:space="preserve">Ley 6/2020 (BOE) — правка LEC 326</w:t>
+        </w:r>
+      </w:hyperlink>
+      <w:r>
+        <w:rPr>
+          <w:rFonts w:ascii="Calibri" w:hAnsi="Calibri" w:eastAsia="Calibri"/>
+          <w:b w:val="0"/>
+          <w:i w:val="0"/>
+          <w:color w:val="535353"/>
+          <w:sz w:val="18"/>
+        </w:rPr>
+        <w:t xml:space="preserve">  ·  </w:t>
+      </w:r>
+      <w:hyperlink r:id="rId10">
+        <w:r>
+          <w:rPr>
+            <w:color w:val="0563C1"/>
+            <w:u w:val="single"/>
+            <w:sz w:val="18"/>
+            <w:rFonts w:ascii="Calibri" w:hAnsi="Calibri"/>
+          </w:rPr>
+          <w:t xml:space="preserve">LEC, art. 326 (BOE, текст кодекса)</w:t>
+        </w:r>
+      </w:hyperlink>
+      <w:r>
+        <w:rPr>
+          <w:rFonts w:ascii="Calibri" w:hAnsi="Calibri" w:eastAsia="Calibri"/>
+          <w:b w:val="0"/>
+          <w:i w:val="0"/>
+          <w:color w:val="535353"/>
+          <w:sz w:val="18"/>
+        </w:rPr>
+        <w:t xml:space="preserve">  ·  </w:t>
+      </w:r>
+      <w:hyperlink r:id="rId11">
+        <w:r>
+          <w:rPr>
+            <w:color w:val="0563C1"/>
+            <w:u w:val="single"/>
+            <w:sz w:val="18"/>
+            <w:rFonts w:ascii="Calibri" w:hAnsi="Calibri"/>
+          </w:rPr>
+          <w:t xml:space="preserve">LEC art. 326 (Iberley)</w:t>
+        </w:r>
+      </w:hyperlink>
+      <w:r>
+        <w:rPr>
+          <w:rFonts w:ascii="Calibri" w:hAnsi="Calibri" w:eastAsia="Calibri"/>
+          <w:b w:val="0"/>
+          <w:i w:val="0"/>
+          <w:color w:val="535353"/>
+          <w:sz w:val="18"/>
+        </w:rPr>
+        <w:t xml:space="preserve">  ·  </w:t>
+      </w:r>
+      <w:hyperlink r:id="rId12">
+        <w:r>
+          <w:rPr>
+            <w:color w:val="0563C1"/>
+            <w:u w:val="single"/>
+            <w:sz w:val="18"/>
+            <w:rFonts w:ascii="Calibri" w:hAnsi="Calibri"/>
+          </w:rPr>
+          <w:t xml:space="preserve">STS 116/2025, обзор LegalToday</w:t>
+        </w:r>
+      </w:hyperlink>
+      <w:r>
+        <w:rPr>
+          <w:rFonts w:ascii="Calibri" w:hAnsi="Calibri" w:eastAsia="Calibri"/>
+          <w:b w:val="0"/>
+          <w:i w:val="0"/>
+          <w:color w:val="535353"/>
+          <w:sz w:val="18"/>
+        </w:rPr>
+        <w:t xml:space="preserve">  ·  </w:t>
+      </w:r>
+      <w:hyperlink r:id="rId13">
+        <w:r>
+          <w:rPr>
+            <w:color w:val="0563C1"/>
+            <w:u w:val="single"/>
+            <w:sz w:val="18"/>
+            <w:rFonts w:ascii="Calibri" w:hAnsi="Calibri"/>
+          </w:rPr>
+          <w:t xml:space="preserve">ФЗ от 06.04.2011 № 63‑ФЗ «Об электронной подписи»</w:t>
+        </w:r>
+      </w:hyperlink>
+      <w:r>
+        <w:rPr>
+          <w:rFonts w:ascii="Calibri" w:hAnsi="Calibri" w:eastAsia="Calibri"/>
+          <w:b w:val="0"/>
+          <w:i w:val="0"/>
+          <w:color w:val="535353"/>
+          <w:sz w:val="18"/>
+        </w:rPr>
+        <w:t xml:space="preserve">  ·  </w:t>
+      </w:r>
+      <w:hyperlink r:id="rId14">
+        <w:r>
+          <w:rPr>
+            <w:color w:val="0563C1"/>
+            <w:u w:val="single"/>
+            <w:sz w:val="18"/>
+            <w:rFonts w:ascii="Calibri" w:hAnsi="Calibri"/>
+          </w:rPr>
+          <w:t xml:space="preserve">ТК РФ, ст. 22.1–22.3 (кадровый ЭДО)</w:t>
+        </w:r>
+      </w:hyperlink>
     </w:p>
     <w:p>
       <w:pPr>
@@ -617,10 +1429,121 @@
         <w:rPr>
           <w:rFonts w:ascii="Calibri" w:hAnsi="Calibri" w:eastAsia="Calibri"/>
           <w:b w:val="0"/>
+          <w:i w:val="0"/>
           <w:sz w:val="24"/>
         </w:rPr>
         <w:t>Процессуальную презумпцию для документов с УКЭП/квалифицированной меткой времени + перенос расходов на необоснованно оспаривающего.</w:t>
       </w:r>
+    </w:p>
+    <w:p>
+      <w:pPr>
+        <w:spacing w:before="0" w:after="200"/>
+      </w:pPr>
+      <w:r>
+        <w:rPr>
+          <w:rFonts w:ascii="Calibri" w:hAnsi="Calibri" w:eastAsia="Calibri"/>
+          <w:b w:val="0"/>
+          <w:i/>
+          <w:color w:val="535353"/>
+          <w:sz w:val="18"/>
+        </w:rPr>
+        <w:t xml:space="preserve">Проверить: </w:t>
+      </w:r>
+      <w:hyperlink r:id="rId9">
+        <w:r>
+          <w:rPr>
+            <w:color w:val="0563C1"/>
+            <w:u w:val="single"/>
+            <w:sz w:val="18"/>
+            <w:rFonts w:ascii="Calibri" w:hAnsi="Calibri"/>
+          </w:rPr>
+          <w:t xml:space="preserve">Ley 6/2020 (BOE) — правка LEC 326</w:t>
+        </w:r>
+      </w:hyperlink>
+      <w:r>
+        <w:rPr>
+          <w:rFonts w:ascii="Calibri" w:hAnsi="Calibri" w:eastAsia="Calibri"/>
+          <w:b w:val="0"/>
+          <w:i w:val="0"/>
+          <w:color w:val="535353"/>
+          <w:sz w:val="18"/>
+        </w:rPr>
+        <w:t xml:space="preserve">  ·  </w:t>
+      </w:r>
+      <w:hyperlink r:id="rId10">
+        <w:r>
+          <w:rPr>
+            <w:color w:val="0563C1"/>
+            <w:u w:val="single"/>
+            <w:sz w:val="18"/>
+            <w:rFonts w:ascii="Calibri" w:hAnsi="Calibri"/>
+          </w:rPr>
+          <w:t xml:space="preserve">LEC, art. 326 (BOE, текст кодекса)</w:t>
+        </w:r>
+      </w:hyperlink>
+      <w:r>
+        <w:rPr>
+          <w:rFonts w:ascii="Calibri" w:hAnsi="Calibri" w:eastAsia="Calibri"/>
+          <w:b w:val="0"/>
+          <w:i w:val="0"/>
+          <w:color w:val="535353"/>
+          <w:sz w:val="18"/>
+        </w:rPr>
+        <w:t xml:space="preserve">  ·  </w:t>
+      </w:r>
+      <w:hyperlink r:id="rId11">
+        <w:r>
+          <w:rPr>
+            <w:color w:val="0563C1"/>
+            <w:u w:val="single"/>
+            <w:sz w:val="18"/>
+            <w:rFonts w:ascii="Calibri" w:hAnsi="Calibri"/>
+          </w:rPr>
+          <w:t xml:space="preserve">LEC art. 326 (Iberley)</w:t>
+        </w:r>
+      </w:hyperlink>
+      <w:r>
+        <w:rPr>
+          <w:rFonts w:ascii="Calibri" w:hAnsi="Calibri" w:eastAsia="Calibri"/>
+          <w:b w:val="0"/>
+          <w:i w:val="0"/>
+          <w:color w:val="535353"/>
+          <w:sz w:val="18"/>
+        </w:rPr>
+        <w:t xml:space="preserve">  ·  </w:t>
+      </w:r>
+      <w:hyperlink r:id="rId12">
+        <w:r>
+          <w:rPr>
+            <w:color w:val="0563C1"/>
+            <w:u w:val="single"/>
+            <w:sz w:val="18"/>
+            <w:rFonts w:ascii="Calibri" w:hAnsi="Calibri"/>
+          </w:rPr>
+          <w:t xml:space="preserve">STS 116/2025, обзор LegalToday</w:t>
+        </w:r>
+      </w:hyperlink>
+      <w:r>
+        <w:rPr>
+          <w:rFonts w:ascii="Calibri" w:hAnsi="Calibri" w:eastAsia="Calibri"/>
+          <w:b w:val="0"/>
+          <w:i w:val="0"/>
+          <w:color w:val="535353"/>
+          <w:sz w:val="18"/>
+        </w:rPr>
+        <w:t xml:space="preserve">  ·  </w:t>
+      </w:r>
+      <w:hyperlink r:id="rId14">
+        <w:r>
+          <w:rPr>
+            <w:color w:val="0563C1"/>
+            <w:u w:val="single"/>
+            <w:sz w:val="18"/>
+            <w:rFonts w:ascii="Calibri" w:hAnsi="Calibri"/>
+          </w:rPr>
+          <w:t xml:space="preserve">ТК РФ, ст. 22.1–22.3 (кадровый ЭДО)</w:t>
+        </w:r>
+      </w:hyperlink>
     </w:p>
     <w:p>
       <w:pPr>
@@ -638,10 +1561,100 @@
         <w:rPr>
           <w:rFonts w:ascii="Calibri" w:hAnsi="Calibri" w:eastAsia="Calibri"/>
           <w:b w:val="0"/>
+          <w:i w:val="0"/>
           <w:sz w:val="24"/>
         </w:rPr>
         <w:t>Не переносить уголовную мягкость к pantallazos на журналы ОТ: скриншот LMS без журнала событий — слабое доказательство инструктажа.</w:t>
       </w:r>
+    </w:p>
+    <w:p>
+      <w:pPr>
+        <w:spacing w:before="0" w:after="200"/>
+      </w:pPr>
+      <w:r>
+        <w:rPr>
+          <w:rFonts w:ascii="Calibri" w:hAnsi="Calibri" w:eastAsia="Calibri"/>
+          <w:b w:val="0"/>
+          <w:i/>
+          <w:color w:val="535353"/>
+          <w:sz w:val="18"/>
+        </w:rPr>
+        <w:t xml:space="preserve">Проверить: </w:t>
+      </w:r>
+      <w:hyperlink r:id="rId9">
+        <w:r>
+          <w:rPr>
+            <w:color w:val="0563C1"/>
+            <w:u w:val="single"/>
+            <w:sz w:val="18"/>
+            <w:rFonts w:ascii="Calibri" w:hAnsi="Calibri"/>
+          </w:rPr>
+          <w:t xml:space="preserve">Ley 6/2020 (BOE) — правка LEC 326</w:t>
+        </w:r>
+      </w:hyperlink>
+      <w:r>
+        <w:rPr>
+          <w:rFonts w:ascii="Calibri" w:hAnsi="Calibri" w:eastAsia="Calibri"/>
+          <w:b w:val="0"/>
+          <w:i w:val="0"/>
+          <w:color w:val="535353"/>
+          <w:sz w:val="18"/>
+        </w:rPr>
+        <w:t xml:space="preserve">  ·  </w:t>
+      </w:r>
+      <w:hyperlink r:id="rId10">
+        <w:r>
+          <w:rPr>
+            <w:color w:val="0563C1"/>
+            <w:u w:val="single"/>
+            <w:sz w:val="18"/>
+            <w:rFonts w:ascii="Calibri" w:hAnsi="Calibri"/>
+          </w:rPr>
+          <w:t xml:space="preserve">LEC, art. 326 (BOE, текст кодекса)</w:t>
+        </w:r>
+      </w:hyperlink>
+      <w:r>
+        <w:rPr>
+          <w:rFonts w:ascii="Calibri" w:hAnsi="Calibri" w:eastAsia="Calibri"/>
+          <w:b w:val="0"/>
+          <w:i w:val="0"/>
+          <w:color w:val="535353"/>
+          <w:sz w:val="18"/>
+        </w:rPr>
+        <w:t xml:space="preserve">  ·  </w:t>
+      </w:r>
+      <w:hyperlink r:id="rId11">
+        <w:r>
+          <w:rPr>
+            <w:color w:val="0563C1"/>
+            <w:u w:val="single"/>
+            <w:sz w:val="18"/>
+            <w:rFonts w:ascii="Calibri" w:hAnsi="Calibri"/>
+          </w:rPr>
+          <w:t xml:space="preserve">LEC art. 326 (Iberley)</w:t>
+        </w:r>
+      </w:hyperlink>
+      <w:r>
+        <w:rPr>
+          <w:rFonts w:ascii="Calibri" w:hAnsi="Calibri" w:eastAsia="Calibri"/>
+          <w:b w:val="0"/>
+          <w:i w:val="0"/>
+          <w:color w:val="535353"/>
+          <w:sz w:val="18"/>
+        </w:rPr>
+        <w:t xml:space="preserve">  ·  </w:t>
+      </w:r>
+      <w:hyperlink r:id="rId12">
+        <w:r>
+          <w:rPr>
+            <w:color w:val="0563C1"/>
+            <w:u w:val="single"/>
+            <w:sz w:val="18"/>
+            <w:rFonts w:ascii="Calibri" w:hAnsi="Calibri"/>
+          </w:rPr>
+          <w:t xml:space="preserve">STS 116/2025, обзор LegalToday</w:t>
+        </w:r>
+      </w:hyperlink>
     </w:p>
     <w:p>
       <w:pPr>
@@ -659,11 +1672,12 @@
         <w:rPr>
           <w:rFonts w:ascii="Calibri" w:hAnsi="Calibri" w:eastAsia="Calibri"/>
           <w:b w:val="0"/>
+          <w:i w:val="0"/>
           <w:sz w:val="22"/>
         </w:rPr>
         <w:t xml:space="preserve">Ley 6/2020 (BOE) — правка LEC 326: </w:t>
       </w:r>
-      <w:hyperlink r:id="rId12">
+      <w:hyperlink r:id="rId9">
         <w:r>
           <w:rPr>
             <w:color w:val="0563C1"/>
@@ -683,11 +1697,37 @@
         <w:rPr>
           <w:rFonts w:ascii="Calibri" w:hAnsi="Calibri" w:eastAsia="Calibri"/>
           <w:b w:val="0"/>
+          <w:i w:val="0"/>
+          <w:sz w:val="22"/>
+        </w:rPr>
+        <w:t xml:space="preserve">LEC, art. 326 (BOE, текст кодекса): </w:t>
+      </w:r>
+      <w:hyperlink r:id="rId10">
+        <w:r>
+          <w:rPr>
+            <w:color w:val="0563C1"/>
+            <w:u w:val="single"/>
+            <w:sz w:val="22"/>
+            <w:rFonts w:ascii="Calibri" w:hAnsi="Calibri"/>
+          </w:rPr>
+          <w:t xml:space="preserve">https://www.boe.es/buscar/act.php?id=BOE-A-2000-323#a326</w:t>
+        </w:r>
+      </w:hyperlink>
+    </w:p>
+    <w:p>
+      <w:pPr>
+        <w:pStyle w:val="ListBullet"/>
+      </w:pPr>
+      <w:r>
+        <w:rPr>
+          <w:rFonts w:ascii="Calibri" w:hAnsi="Calibri" w:eastAsia="Calibri"/>
+          <w:b w:val="0"/>
+          <w:i w:val="0"/>
           <w:sz w:val="22"/>
         </w:rPr>
         <w:t xml:space="preserve">LEC art. 326 (Iberley): </w:t>
       </w:r>
-      <w:hyperlink r:id="rId13">
+      <w:hyperlink r:id="rId11">
         <w:r>
           <w:rPr>
             <w:color w:val="0563C1"/>
@@ -696,6 +1736,31 @@
             <w:rFonts w:ascii="Calibri" w:hAnsi="Calibri"/>
           </w:rPr>
           <w:t xml:space="preserve">https://www.iberley.es/legislacion/articulo-326-ley-enjuiciamiento-civil</w:t>
+        </w:r>
+      </w:hyperlink>
+    </w:p>
+    <w:p>
+      <w:pPr>
+        <w:pStyle w:val="ListBullet"/>
+      </w:pPr>
+      <w:r>
+        <w:rPr>
+          <w:rFonts w:ascii="Calibri" w:hAnsi="Calibri" w:eastAsia="Calibri"/>
+          <w:b w:val="0"/>
+          <w:i w:val="0"/>
+          <w:sz w:val="22"/>
+        </w:rPr>
+        <w:t xml:space="preserve">STS 116/2025, обзор LegalToday: </w:t>
+      </w:r>
+      <w:hyperlink r:id="rId12">
+        <w:r>
+          <w:rPr>
+            <w:color w:val="0563C1"/>
+            <w:u w:val="single"/>
+            <w:sz w:val="22"/>
+            <w:rFonts w:ascii="Calibri" w:hAnsi="Calibri"/>
+          </w:rPr>
+          <w:t xml:space="preserve">https://www.legaltoday.com/practica-juridica/derecho-penal/valor-probatorio-de-los-pantallazos-de-conversaciones-de-whatsapp-o-sus-transcripciones-sts-116-2025-de-13-de-febrero-2025-09-29/</w:t>
         </w:r>
       </w:hyperlink>
     </w:p>
